--- a/docs/EC FAN OS 통합 검증서 20260326/4. 구동동작/구동동작 No. 01 - Set Value Source - PWM 입력.docx
+++ b/docs/EC FAN OS 통합 검증서 20260326/4. 구동동작/구동동작 No. 01 - Set Value Source - PWM 입력.docx
@@ -1,6 +1,6 @@
 
 <file path=word/document.xml><?xml version="1.0" encoding="utf-8"?>
-<w:document xmlns:wpc="http://schemas.microsoft.com/office/word/2010/wordprocessingCanvas" xmlns:cx="http://schemas.microsoft.com/office/drawing/2014/chartex" xmlns:cx1="http://schemas.microsoft.com/office/drawing/2015/9/8/chartex" xmlns:cx2="http://schemas.microsoft.com/office/drawing/2015/10/21/chartex" xmlns:cx3="http://schemas.microsoft.com/office/drawing/2016/5/9/chartex" xmlns:cx4="http://schemas.microsoft.com/office/drawing/2016/5/10/chartex" xmlns:cx5="http://schemas.microsoft.com/office/drawing/2016/5/11/chartex" xmlns:cx6="http://schemas.microsoft.com/office/drawing/2016/5/12/chartex" xmlns:cx7="http://schemas.microsoft.com/office/drawing/2016/5/13/chartex" xmlns:cx8="http://schemas.microsoft.com/office/drawing/2016/5/14/chartex" xmlns:mc="http://schemas.openxmlformats.org/markup-compatibility/2006" xmlns:aink="http://schemas.microsoft.com/office/drawing/2016/ink" xmlns:am3d="http://schemas.microsoft.com/office/drawing/2017/model3d" xmlns:o="urn:schemas-microsoft-com:office:office" xmlns:oel="http://schemas.microsoft.com/office/2019/extlst" xmlns:r="http://schemas.openxmlformats.org/officeDocument/2006/relationships" xmlns:m="http://schemas.openxmlformats.org/officeDocument/2006/math" xmlns:v="urn:schemas-microsoft-com:vml" xmlns:wp14="http://schemas.microsoft.com/office/word/2010/wordprocessingDrawing" xmlns:wp="http://schemas.openxmlformats.org/drawingml/2006/wordprocessingDrawing" xmlns:w10="urn:schemas-microsoft-com:office:word" xmlns:w="http://schemas.openxmlformats.org/wordprocessingml/2006/main" xmlns:w14="http://schemas.microsoft.com/office/word/2010/wordml" xmlns:w15="http://schemas.microsoft.com/office/word/2012/wordml" xmlns:w16cex="http://schemas.microsoft.com/office/word/2018/wordml/cex" xmlns:w16cid="http://schemas.microsoft.com/office/word/2016/wordml/cid" xmlns:w16="http://schemas.microsoft.com/office/word/2018/wordml" xmlns:w16sdtdh="http://schemas.microsoft.com/office/word/2020/wordml/sdtdatahash" xmlns:w16se="http://schemas.microsoft.com/office/word/2015/wordml/symex" xmlns:wpg="http://schemas.microsoft.com/office/word/2010/wordprocessingGroup" xmlns:wpi="http://schemas.microsoft.com/office/word/2010/wordprocessingInk" xmlns:wne="http://schemas.microsoft.com/office/word/2006/wordml" xmlns:wps="http://schemas.microsoft.com/office/word/2010/wordprocessingShape" mc:Ignorable="w14 w15 w16se w16cid w16 w16cex w16sdtdh wp14">
+<w:document xmlns:wpc="http://schemas.microsoft.com/office/word/2010/wordprocessingCanvas" xmlns:cx="http://schemas.microsoft.com/office/drawing/2014/chartex" xmlns:cx1="http://schemas.microsoft.com/office/drawing/2015/9/8/chartex" xmlns:cx2="http://schemas.microsoft.com/office/drawing/2015/10/21/chartex" xmlns:cx3="http://schemas.microsoft.com/office/drawing/2016/5/9/chartex" xmlns:cx4="http://schemas.microsoft.com/office/drawing/2016/5/10/chartex" xmlns:cx5="http://schemas.microsoft.com/office/drawing/2016/5/11/chartex" xmlns:cx6="http://schemas.microsoft.com/office/drawing/2016/5/12/chartex" xmlns:cx7="http://schemas.microsoft.com/office/drawing/2016/5/13/chartex" xmlns:cx8="http://schemas.microsoft.com/office/drawing/2016/5/14/chartex" xmlns:mc="http://schemas.openxmlformats.org/markup-compatibility/2006" xmlns:aink="http://schemas.microsoft.com/office/drawing/2016/ink" xmlns:am3d="http://schemas.microsoft.com/office/drawing/2017/model3d" xmlns:o="urn:schemas-microsoft-com:office:office" xmlns:oel="http://schemas.microsoft.com/office/2019/extlst" xmlns:r="http://schemas.openxmlformats.org/officeDocument/2006/relationships" xmlns:m="http://schemas.openxmlformats.org/officeDocument/2006/math" xmlns:v="urn:schemas-microsoft-com:vml" xmlns:wp14="http://schemas.microsoft.com/office/word/2010/wordprocessingDrawing" xmlns:wp="http://schemas.openxmlformats.org/drawingml/2006/wordprocessingDrawing" xmlns:w10="urn:schemas-microsoft-com:office:word" xmlns:w="http://schemas.openxmlformats.org/wordprocessingml/2006/main" xmlns:w14="http://schemas.microsoft.com/office/word/2010/wordml" xmlns:w15="http://schemas.microsoft.com/office/word/2012/wordml" xmlns:w16cex="http://schemas.microsoft.com/office/word/2018/wordml/cex" xmlns:w16cid="http://schemas.microsoft.com/office/word/2016/wordml/cid" xmlns:w16="http://schemas.microsoft.com/office/word/2018/wordml" xmlns:w16du="http://schemas.microsoft.com/office/word/2023/wordml/word16du" xmlns:w16sdtdh="http://schemas.microsoft.com/office/word/2020/wordml/sdtdatahash" xmlns:w16sdtfl="http://schemas.microsoft.com/office/word/2024/wordml/sdtformatlock" xmlns:w16se="http://schemas.microsoft.com/office/word/2015/wordml/symex" xmlns:wpg="http://schemas.microsoft.com/office/word/2010/wordprocessingGroup" xmlns:wpi="http://schemas.microsoft.com/office/word/2010/wordprocessingInk" xmlns:wne="http://schemas.microsoft.com/office/word/2006/wordml" xmlns:wps="http://schemas.microsoft.com/office/word/2010/wordprocessingShape" mc:Ignorable="w14 w15 w16se w16cid w16 w16cex w16sdtdh w16sdtfl w16du wp14">
   <w:body>
     <w:tbl>
       <w:tblPr>
@@ -85,31 +85,7 @@
               <w:rPr>
                 <w:rFonts w:asciiTheme="majorHAnsi" w:eastAsiaTheme="majorHAnsi" w:hAnsiTheme="majorHAnsi" w:hint="eastAsia"/>
               </w:rPr>
-              <w:t>OS</w:t>
-            </w:r>
-            <w:r>
-              <w:rPr>
-                <w:rFonts w:asciiTheme="majorHAnsi" w:eastAsiaTheme="majorHAnsi" w:hAnsiTheme="majorHAnsi"/>
-              </w:rPr>
-              <w:t xml:space="preserve"> </w:t>
-            </w:r>
-            <w:r>
-              <w:rPr>
-                <w:rFonts w:asciiTheme="majorHAnsi" w:eastAsiaTheme="majorHAnsi" w:hAnsiTheme="majorHAnsi" w:hint="eastAsia"/>
-              </w:rPr>
-              <w:t xml:space="preserve">다운로드 후 전원 </w:t>
-            </w:r>
-            <w:r>
-              <w:rPr>
-                <w:rFonts w:asciiTheme="majorHAnsi" w:eastAsiaTheme="majorHAnsi" w:hAnsiTheme="majorHAnsi"/>
-              </w:rPr>
-              <w:t xml:space="preserve">OFF/ON </w:t>
-            </w:r>
-            <w:r>
-              <w:rPr>
-                <w:rFonts w:asciiTheme="majorHAnsi" w:eastAsiaTheme="majorHAnsi" w:hAnsiTheme="majorHAnsi" w:hint="eastAsia"/>
-              </w:rPr>
-              <w:t>시험</w:t>
+              <w:t>Set Value Source - PWM 입력</w:t>
             </w:r>
           </w:p>
         </w:tc>
@@ -159,7 +135,13 @@
               <w:rPr>
                 <w:rFonts w:asciiTheme="majorHAnsi" w:eastAsiaTheme="majorHAnsi" w:hAnsiTheme="majorHAnsi" w:hint="eastAsia"/>
               </w:rPr>
-              <w:t>기본동작</w:t>
+              <w:t xml:space="preserve">구동 </w:t>
+            </w:r>
+            <w:r>
+              <w:rPr>
+                <w:rFonts w:asciiTheme="majorHAnsi" w:eastAsiaTheme="majorHAnsi" w:hAnsiTheme="majorHAnsi" w:hint="eastAsia"/>
+              </w:rPr>
+              <w:t>동작</w:t>
             </w:r>
           </w:p>
         </w:tc>
@@ -311,27 +293,55 @@
             </w:pPr>
             <w:r>
               <w:rPr>
-                <w:rFonts w:asciiTheme="majorHAnsi" w:eastAsiaTheme="majorHAnsi" w:hAnsiTheme="majorHAnsi" w:hint="eastAsia"/>
-              </w:rPr>
-              <w:t>다운로드 완료</w:t>
-            </w:r>
-            <w:r>
-              <w:rPr>
-                <w:rFonts w:asciiTheme="majorHAnsi" w:eastAsiaTheme="majorHAnsi" w:hAnsiTheme="majorHAnsi" w:hint="eastAsia"/>
-              </w:rPr>
-              <w:t xml:space="preserve"> </w:t>
-            </w:r>
-            <w:r>
-              <w:rPr>
-                <w:rFonts w:asciiTheme="majorHAnsi" w:eastAsiaTheme="majorHAnsi" w:hAnsiTheme="majorHAnsi" w:hint="eastAsia"/>
-              </w:rPr>
-              <w:t xml:space="preserve">후 전원을 Off/On하면 Flash 메모리에 있는 새로운 OS가 다시 </w:t>
-            </w:r>
-            <w:r>
-              <w:rPr>
-                <w:rFonts w:asciiTheme="majorHAnsi" w:eastAsiaTheme="majorHAnsi" w:hAnsiTheme="majorHAnsi" w:hint="eastAsia"/>
-              </w:rPr>
-              <w:t>적용되는지 확인한다.</w:t>
+                <w:rFonts w:asciiTheme="majorHAnsi" w:eastAsiaTheme="majorHAnsi" w:hAnsiTheme="majorHAnsi"/>
+              </w:rPr>
+              <w:t>Set Value Source를 PWM 입력으로 설정 시 PWM 신호에 의해 팬 모터가 정상 구동되는지 확인하는 시험이다.</w:t>
+            </w:r>
+          </w:p>
+          <w:p>
+            <w:pPr>
+              <w:pStyle w:val="1-0"/>
+              <w:numPr>
+                <w:ilvl w:val="0"/>
+                <w:numId w:val="0"/>
+              </w:numPr>
+              <w:rPr>
+                <w:rFonts w:asciiTheme="majorHAnsi" w:eastAsiaTheme="majorHAnsi" w:hAnsiTheme="majorHAnsi"/>
+              </w:rPr>
+            </w:pPr>
+            <w:r>
+              <w:rPr>
+                <w:rFonts w:asciiTheme="majorHAnsi" w:eastAsiaTheme="majorHAnsi" w:hAnsiTheme="majorHAnsi"/>
+              </w:rPr>
+              <w:t xml:space="preserve">Set Value Source [0xD101]을 PWM 모드(0x0003)로 설정한 후, PWM 신호 발생기에서 다양한 </w:t>
+            </w:r>
+            <w:proofErr w:type="spellStart"/>
+            <w:r>
+              <w:rPr>
+                <w:rFonts w:asciiTheme="majorHAnsi" w:eastAsiaTheme="majorHAnsi" w:hAnsiTheme="majorHAnsi"/>
+              </w:rPr>
+              <w:t>듀티비를</w:t>
+            </w:r>
+            <w:proofErr w:type="spellEnd"/>
+            <w:r>
+              <w:rPr>
+                <w:rFonts w:asciiTheme="majorHAnsi" w:eastAsiaTheme="majorHAnsi" w:hAnsiTheme="majorHAnsi"/>
+              </w:rPr>
+              <w:t xml:space="preserve"> 인가하여 팬 모터 속도/토크가 </w:t>
+            </w:r>
+            <w:proofErr w:type="spellStart"/>
+            <w:r>
+              <w:rPr>
+                <w:rFonts w:asciiTheme="majorHAnsi" w:eastAsiaTheme="majorHAnsi" w:hAnsiTheme="majorHAnsi"/>
+              </w:rPr>
+              <w:t>듀티비에</w:t>
+            </w:r>
+            <w:proofErr w:type="spellEnd"/>
+            <w:r>
+              <w:rPr>
+                <w:rFonts w:asciiTheme="majorHAnsi" w:eastAsiaTheme="majorHAnsi" w:hAnsiTheme="majorHAnsi"/>
+              </w:rPr>
+              <w:t xml:space="preserve"> 비례하여 정상 제어되는지 확인한다.</w:t>
             </w:r>
           </w:p>
         </w:tc>
@@ -547,7 +557,7 @@
               <w:jc w:val="left"/>
               <w:textAlignment w:val="auto"/>
               <w:rPr>
-                <w:rFonts w:asciiTheme="majorHAnsi" w:eastAsiaTheme="majorHAnsi" w:hAnsiTheme="majorHAnsi" w:hint="eastAsia"/>
+                <w:rFonts w:asciiTheme="majorHAnsi" w:eastAsiaTheme="majorHAnsi" w:hAnsiTheme="majorHAnsi"/>
                 <w:b/>
                 <w:bCs/>
                 <w:color w:val="FF0000"/>
@@ -1065,7 +1075,7 @@
               </w:numPr>
               <w:ind w:firstLineChars="100" w:firstLine="200"/>
               <w:rPr>
-                <w:rFonts w:asciiTheme="majorHAnsi" w:eastAsiaTheme="majorHAnsi" w:hAnsiTheme="majorHAnsi" w:hint="eastAsia"/>
+                <w:rFonts w:asciiTheme="majorHAnsi" w:eastAsiaTheme="majorHAnsi" w:hAnsiTheme="majorHAnsi"/>
               </w:rPr>
             </w:pPr>
             <w:r>
@@ -1154,7 +1164,6 @@
               </w:rPr>
               <w:t xml:space="preserve"> </w:t>
             </w:r>
-            <w:proofErr w:type="gramStart"/>
             <w:r>
               <w:rPr>
                 <w:rFonts w:asciiTheme="majorHAnsi" w:eastAsiaTheme="majorHAnsi" w:hAnsiTheme="majorHAnsi" w:hint="eastAsia"/>
@@ -1165,14 +1174,7 @@
               <w:rPr>
                 <w:rFonts w:asciiTheme="majorHAnsi" w:eastAsiaTheme="majorHAnsi" w:hAnsiTheme="majorHAnsi"/>
               </w:rPr>
-              <w:t>/</w:t>
-            </w:r>
-            <w:proofErr w:type="gramEnd"/>
-            <w:r>
-              <w:rPr>
-                <w:rFonts w:asciiTheme="majorHAnsi" w:eastAsiaTheme="majorHAnsi" w:hAnsiTheme="majorHAnsi"/>
-              </w:rPr>
-              <w:t xml:space="preserve"> </w:t>
+              <w:t xml:space="preserve">/ </w:t>
             </w:r>
             <w:r>
               <w:rPr>
@@ -1243,291 +1245,13 @@
     <w:p>
       <w:pPr>
         <w:rPr>
-          <w:rFonts w:asciiTheme="majorEastAsia" w:hAnsiTheme="majorEastAsia" w:hint="eastAsia"/>
-          <w:b/>
-        </w:rPr>
-      </w:pPr>
-      <w:r>
-        <w:br w:type="page"/>
-      </w:r>
-      <w:bookmarkStart w:id="1" w:name="_Hlk221024005"/>
-      <w:r>
-        <w:rPr>
-          <w:rFonts w:asciiTheme="majorEastAsia" w:hAnsiTheme="majorEastAsia" w:hint="eastAsia"/>
-          <w:b/>
-        </w:rPr>
-        <w:lastRenderedPageBreak/>
-        <w:t>A) EC FAN OS업데이트 방법</w:t>
-      </w:r>
-    </w:p>
-    <w:p>
-      <w:pPr>
-        <w:rPr>
-          <w:rFonts w:asciiTheme="majorEastAsia" w:hAnsiTheme="majorEastAsia"/>
-          <w:b/>
-        </w:rPr>
-      </w:pPr>
-      <w:r>
-        <w:rPr>
-          <w:rFonts w:asciiTheme="majorEastAsia" w:hAnsiTheme="majorEastAsia"/>
-          <w:b/>
-        </w:rPr>
-        <w:drawing>
-          <wp:inline distT="0" distB="0" distL="0" distR="0" wp14:anchorId="2ED76688" wp14:editId="53298E5F">
-            <wp:extent cx="4380372" cy="3600000"/>
-            <wp:effectExtent l="0" t="0" r="1270" b="635"/>
-            <wp:docPr id="1" name="그림 1"/>
-            <wp:cNvGraphicFramePr>
-              <a:graphicFrameLocks xmlns:a="http://schemas.openxmlformats.org/drawingml/2006/main" noChangeAspect="1"/>
-            </wp:cNvGraphicFramePr>
-            <a:graphic xmlns:a="http://schemas.openxmlformats.org/drawingml/2006/main">
-              <a:graphicData uri="http://schemas.openxmlformats.org/drawingml/2006/picture">
-                <pic:pic xmlns:pic="http://schemas.openxmlformats.org/drawingml/2006/picture">
-                  <pic:nvPicPr>
-                    <pic:cNvPr id="1" name=""/>
-                    <pic:cNvPicPr/>
-                  </pic:nvPicPr>
-                  <pic:blipFill>
-                    <a:blip r:embed="rId8"/>
-                    <a:stretch>
-                      <a:fillRect/>
-                    </a:stretch>
-                  </pic:blipFill>
-                  <pic:spPr>
-                    <a:xfrm>
-                      <a:off x="0" y="0"/>
-                      <a:ext cx="4380372" cy="3600000"/>
-                    </a:xfrm>
-                    <a:prstGeom prst="rect">
-                      <a:avLst/>
-                    </a:prstGeom>
-                  </pic:spPr>
-                </pic:pic>
-              </a:graphicData>
-            </a:graphic>
-          </wp:inline>
-        </w:drawing>
-      </w:r>
-    </w:p>
-    <w:p>
-      <w:pPr>
-        <w:rPr>
-          <w:rFonts w:asciiTheme="majorEastAsia" w:hAnsiTheme="majorEastAsia" w:hint="eastAsia"/>
-          <w:b/>
-        </w:rPr>
-      </w:pPr>
-    </w:p>
-    <w:p>
-      <w:pPr>
-        <w:rPr>
-          <w:rFonts w:asciiTheme="majorEastAsia" w:hAnsiTheme="majorEastAsia" w:hint="eastAsia"/>
-          <w:b/>
-        </w:rPr>
-      </w:pPr>
-      <w:r>
-        <w:rPr>
-          <w:rFonts w:asciiTheme="majorEastAsia" w:hAnsiTheme="majorEastAsia" w:hint="eastAsia"/>
-          <w:b/>
-        </w:rPr>
-        <w:t>B</w:t>
-      </w:r>
-      <w:r>
-        <w:rPr>
-          <w:rFonts w:asciiTheme="majorEastAsia" w:hAnsiTheme="majorEastAsia" w:hint="eastAsia"/>
-          <w:b/>
-        </w:rPr>
-        <w:t xml:space="preserve">) </w:t>
-      </w:r>
-      <w:r>
-        <w:rPr>
-          <w:rFonts w:asciiTheme="majorEastAsia" w:hAnsiTheme="majorEastAsia" w:hint="eastAsia"/>
-          <w:b/>
-        </w:rPr>
-        <w:t xml:space="preserve">INVERTER부 </w:t>
-      </w:r>
-      <w:r>
-        <w:rPr>
-          <w:rFonts w:asciiTheme="majorEastAsia" w:hAnsiTheme="majorEastAsia" w:hint="eastAsia"/>
-          <w:b/>
-        </w:rPr>
-        <w:t xml:space="preserve">OS업데이트 </w:t>
-      </w:r>
-      <w:r>
-        <w:rPr>
-          <w:rFonts w:asciiTheme="majorEastAsia" w:hAnsiTheme="majorEastAsia" w:hint="eastAsia"/>
-          <w:b/>
-        </w:rPr>
-        <w:t>결과(버전 출력 확인)</w:t>
-      </w:r>
-    </w:p>
-    <w:p>
-      <w:pPr>
-        <w:rPr>
-          <w:rFonts w:asciiTheme="majorEastAsia" w:hAnsiTheme="majorEastAsia"/>
-          <w:b/>
-        </w:rPr>
-      </w:pPr>
-      <w:r>
-        <w:rPr>
           <w:rFonts w:asciiTheme="minorHAnsi" w:eastAsiaTheme="minorHAnsi" w:hAnsiTheme="minorHAnsi" w:hint="eastAsia"/>
           <w:b/>
         </w:rPr>
-        <w:t xml:space="preserve"> </w:t>
-      </w:r>
-      <w:r>
-        <w:rPr>
-          <w:rFonts w:asciiTheme="minorHAnsi" w:eastAsiaTheme="minorHAnsi" w:hAnsiTheme="minorHAnsi"/>
-          <w:b/>
-        </w:rPr>
-        <w:drawing>
-          <wp:inline distT="0" distB="0" distL="0" distR="0" wp14:anchorId="2E80A678" wp14:editId="187F2456">
-            <wp:extent cx="3446500" cy="3600000"/>
-            <wp:effectExtent l="0" t="0" r="1905" b="635"/>
-            <wp:docPr id="3" name="그림 3"/>
-            <wp:cNvGraphicFramePr>
-              <a:graphicFrameLocks xmlns:a="http://schemas.openxmlformats.org/drawingml/2006/main" noChangeAspect="1"/>
-            </wp:cNvGraphicFramePr>
-            <a:graphic xmlns:a="http://schemas.openxmlformats.org/drawingml/2006/main">
-              <a:graphicData uri="http://schemas.openxmlformats.org/drawingml/2006/picture">
-                <pic:pic xmlns:pic="http://schemas.openxmlformats.org/drawingml/2006/picture">
-                  <pic:nvPicPr>
-                    <pic:cNvPr id="1" name=""/>
-                    <pic:cNvPicPr/>
-                  </pic:nvPicPr>
-                  <pic:blipFill>
-                    <a:blip r:embed="rId9"/>
-                    <a:stretch>
-                      <a:fillRect/>
-                    </a:stretch>
-                  </pic:blipFill>
-                  <pic:spPr>
-                    <a:xfrm>
-                      <a:off x="0" y="0"/>
-                      <a:ext cx="3446500" cy="3600000"/>
-                    </a:xfrm>
-                    <a:prstGeom prst="rect">
-                      <a:avLst/>
-                    </a:prstGeom>
-                  </pic:spPr>
-                </pic:pic>
-              </a:graphicData>
-            </a:graphic>
-          </wp:inline>
-        </w:drawing>
-      </w:r>
-      <w:r>
-        <w:rPr>
-          <w:rFonts w:asciiTheme="minorHAnsi" w:eastAsiaTheme="minorHAnsi" w:hAnsiTheme="minorHAnsi" w:hint="eastAsia"/>
-          <w:b/>
-        </w:rPr>
-        <w:t xml:space="preserve"> </w:t>
-      </w:r>
-    </w:p>
-    <w:p>
-      <w:pPr>
-        <w:rPr>
-          <w:rFonts w:asciiTheme="minorHAnsi" w:eastAsiaTheme="minorHAnsi" w:hAnsiTheme="minorHAnsi" w:hint="eastAsia"/>
-          <w:b/>
-        </w:rPr>
-      </w:pPr>
-    </w:p>
-    <w:p>
-      <w:pPr>
-        <w:rPr>
-          <w:rFonts w:asciiTheme="majorEastAsia" w:hAnsiTheme="majorEastAsia"/>
-          <w:b/>
-        </w:rPr>
-      </w:pPr>
-      <w:r>
-        <w:rPr>
-          <w:rFonts w:asciiTheme="majorEastAsia" w:hAnsiTheme="majorEastAsia" w:hint="eastAsia"/>
-          <w:b/>
-        </w:rPr>
-        <w:lastRenderedPageBreak/>
-        <w:t>C</w:t>
-      </w:r>
-      <w:r>
-        <w:rPr>
-          <w:rFonts w:asciiTheme="majorEastAsia" w:hAnsiTheme="majorEastAsia" w:hint="eastAsia"/>
-          <w:b/>
-        </w:rPr>
-        <w:t xml:space="preserve">) </w:t>
-      </w:r>
-      <w:r>
-        <w:rPr>
-          <w:rFonts w:asciiTheme="majorEastAsia" w:hAnsiTheme="majorEastAsia" w:hint="eastAsia"/>
-          <w:b/>
-        </w:rPr>
-        <w:t xml:space="preserve">MAIN부 </w:t>
-      </w:r>
-      <w:r>
-        <w:rPr>
-          <w:rFonts w:asciiTheme="majorEastAsia" w:hAnsiTheme="majorEastAsia" w:hint="eastAsia"/>
-          <w:b/>
-        </w:rPr>
-        <w:t>OS업데이트 결과</w:t>
-      </w:r>
-      <w:r>
-        <w:rPr>
-          <w:rFonts w:asciiTheme="majorEastAsia" w:hAnsiTheme="majorEastAsia" w:hint="eastAsia"/>
-          <w:b/>
-        </w:rPr>
-        <w:t>(점멸 주기 변화 확인)</w:t>
-      </w:r>
-    </w:p>
-    <w:p>
-      <w:pPr>
-        <w:jc w:val="center"/>
-        <w:rPr>
-          <w:rFonts w:asciiTheme="minorHAnsi" w:eastAsiaTheme="minorHAnsi" w:hAnsiTheme="minorHAnsi" w:hint="eastAsia"/>
-          <w:b/>
-        </w:rPr>
-      </w:pPr>
-      <w:r>
-        <w:rPr>
-          <w:rFonts w:asciiTheme="minorHAnsi" w:eastAsiaTheme="minorHAnsi" w:hAnsiTheme="minorHAnsi"/>
-          <w:b/>
-        </w:rPr>
-        <w:drawing>
-          <wp:inline distT="0" distB="0" distL="0" distR="0" wp14:anchorId="04D58F9F" wp14:editId="7FD8E7F3">
-            <wp:extent cx="5731510" cy="4973320"/>
-            <wp:effectExtent l="0" t="0" r="2540" b="0"/>
-            <wp:docPr id="5" name="그림 5"/>
-            <wp:cNvGraphicFramePr>
-              <a:graphicFrameLocks xmlns:a="http://schemas.openxmlformats.org/drawingml/2006/main" noChangeAspect="1"/>
-            </wp:cNvGraphicFramePr>
-            <a:graphic xmlns:a="http://schemas.openxmlformats.org/drawingml/2006/main">
-              <a:graphicData uri="http://schemas.openxmlformats.org/drawingml/2006/picture">
-                <pic:pic xmlns:pic="http://schemas.openxmlformats.org/drawingml/2006/picture">
-                  <pic:nvPicPr>
-                    <pic:cNvPr id="1" name=""/>
-                    <pic:cNvPicPr/>
-                  </pic:nvPicPr>
-                  <pic:blipFill>
-                    <a:blip r:embed="rId10"/>
-                    <a:stretch>
-                      <a:fillRect/>
-                    </a:stretch>
-                  </pic:blipFill>
-                  <pic:spPr>
-                    <a:xfrm>
-                      <a:off x="0" y="0"/>
-                      <a:ext cx="5731510" cy="4973320"/>
-                    </a:xfrm>
-                    <a:prstGeom prst="rect">
-                      <a:avLst/>
-                    </a:prstGeom>
-                  </pic:spPr>
-                </pic:pic>
-              </a:graphicData>
-            </a:graphic>
-          </wp:inline>
-        </w:drawing>
-      </w:r>
-      <w:bookmarkEnd w:id="1"/>
+      </w:pPr>
     </w:p>
     <w:sectPr>
-      <w:headerReference w:type="default" r:id="rId11"/>
+      <w:headerReference w:type="default" r:id="rId8"/>
       <w:pgSz w:w="11906" w:h="16838"/>
       <w:pgMar w:top="1701" w:right="1440" w:bottom="1440" w:left="1440" w:header="851" w:footer="992" w:gutter="0"/>
       <w:cols w:space="425"/>
@@ -1538,7 +1262,7 @@
 </file>
 
 <file path=word/endnotes.xml><?xml version="1.0" encoding="utf-8"?>
-<w:endnotes xmlns:wpc="http://schemas.microsoft.com/office/word/2010/wordprocessingCanvas" xmlns:cx="http://schemas.microsoft.com/office/drawing/2014/chartex" xmlns:cx1="http://schemas.microsoft.com/office/drawing/2015/9/8/chartex" xmlns:cx2="http://schemas.microsoft.com/office/drawing/2015/10/21/chartex" xmlns:cx3="http://schemas.microsoft.com/office/drawing/2016/5/9/chartex" xmlns:cx4="http://schemas.microsoft.com/office/drawing/2016/5/10/chartex" xmlns:cx5="http://schemas.microsoft.com/office/drawing/2016/5/11/chartex" xmlns:cx6="http://schemas.microsoft.com/office/drawing/2016/5/12/chartex" xmlns:cx7="http://schemas.microsoft.com/office/drawing/2016/5/13/chartex" xmlns:cx8="http://schemas.microsoft.com/office/drawing/2016/5/14/chartex" xmlns:mc="http://schemas.openxmlformats.org/markup-compatibility/2006" xmlns:aink="http://schemas.microsoft.com/office/drawing/2016/ink" xmlns:am3d="http://schemas.microsoft.com/office/drawing/2017/model3d" xmlns:o="urn:schemas-microsoft-com:office:office" xmlns:oel="http://schemas.microsoft.com/office/2019/extlst" xmlns:r="http://schemas.openxmlformats.org/officeDocument/2006/relationships" xmlns:m="http://schemas.openxmlformats.org/officeDocument/2006/math" xmlns:v="urn:schemas-microsoft-com:vml" xmlns:wp14="http://schemas.microsoft.com/office/word/2010/wordprocessingDrawing" xmlns:wp="http://schemas.openxmlformats.org/drawingml/2006/wordprocessingDrawing" xmlns:w10="urn:schemas-microsoft-com:office:word" xmlns:w="http://schemas.openxmlformats.org/wordprocessingml/2006/main" xmlns:w14="http://schemas.microsoft.com/office/word/2010/wordml" xmlns:w15="http://schemas.microsoft.com/office/word/2012/wordml" xmlns:w16cex="http://schemas.microsoft.com/office/word/2018/wordml/cex" xmlns:w16cid="http://schemas.microsoft.com/office/word/2016/wordml/cid" xmlns:w16="http://schemas.microsoft.com/office/word/2018/wordml" xmlns:w16sdtdh="http://schemas.microsoft.com/office/word/2020/wordml/sdtdatahash" xmlns:w16se="http://schemas.microsoft.com/office/word/2015/wordml/symex" xmlns:wpg="http://schemas.microsoft.com/office/word/2010/wordprocessingGroup" xmlns:wpi="http://schemas.microsoft.com/office/word/2010/wordprocessingInk" xmlns:wne="http://schemas.microsoft.com/office/word/2006/wordml" xmlns:wps="http://schemas.microsoft.com/office/word/2010/wordprocessingShape" mc:Ignorable="w14 w15 w16se w16cid w16 w16cex w16sdtdh wp14">
+<w:endnotes xmlns:wpc="http://schemas.microsoft.com/office/word/2010/wordprocessingCanvas" xmlns:cx="http://schemas.microsoft.com/office/drawing/2014/chartex" xmlns:cx1="http://schemas.microsoft.com/office/drawing/2015/9/8/chartex" xmlns:cx2="http://schemas.microsoft.com/office/drawing/2015/10/21/chartex" xmlns:cx3="http://schemas.microsoft.com/office/drawing/2016/5/9/chartex" xmlns:cx4="http://schemas.microsoft.com/office/drawing/2016/5/10/chartex" xmlns:cx5="http://schemas.microsoft.com/office/drawing/2016/5/11/chartex" xmlns:cx6="http://schemas.microsoft.com/office/drawing/2016/5/12/chartex" xmlns:cx7="http://schemas.microsoft.com/office/drawing/2016/5/13/chartex" xmlns:cx8="http://schemas.microsoft.com/office/drawing/2016/5/14/chartex" xmlns:mc="http://schemas.openxmlformats.org/markup-compatibility/2006" xmlns:aink="http://schemas.microsoft.com/office/drawing/2016/ink" xmlns:am3d="http://schemas.microsoft.com/office/drawing/2017/model3d" xmlns:o="urn:schemas-microsoft-com:office:office" xmlns:oel="http://schemas.microsoft.com/office/2019/extlst" xmlns:r="http://schemas.openxmlformats.org/officeDocument/2006/relationships" xmlns:m="http://schemas.openxmlformats.org/officeDocument/2006/math" xmlns:v="urn:schemas-microsoft-com:vml" xmlns:wp14="http://schemas.microsoft.com/office/word/2010/wordprocessingDrawing" xmlns:wp="http://schemas.openxmlformats.org/drawingml/2006/wordprocessingDrawing" xmlns:w10="urn:schemas-microsoft-com:office:word" xmlns:w="http://schemas.openxmlformats.org/wordprocessingml/2006/main" xmlns:w14="http://schemas.microsoft.com/office/word/2010/wordml" xmlns:w15="http://schemas.microsoft.com/office/word/2012/wordml" xmlns:w16cex="http://schemas.microsoft.com/office/word/2018/wordml/cex" xmlns:w16cid="http://schemas.microsoft.com/office/word/2016/wordml/cid" xmlns:w16="http://schemas.microsoft.com/office/word/2018/wordml" xmlns:w16du="http://schemas.microsoft.com/office/word/2023/wordml/word16du" xmlns:w16sdtdh="http://schemas.microsoft.com/office/word/2020/wordml/sdtdatahash" xmlns:w16sdtfl="http://schemas.microsoft.com/office/word/2024/wordml/sdtformatlock" xmlns:w16se="http://schemas.microsoft.com/office/word/2015/wordml/symex" xmlns:wpg="http://schemas.microsoft.com/office/word/2010/wordprocessingGroup" xmlns:wpi="http://schemas.microsoft.com/office/word/2010/wordprocessingInk" xmlns:wne="http://schemas.microsoft.com/office/word/2006/wordml" xmlns:wps="http://schemas.microsoft.com/office/word/2010/wordprocessingShape" mc:Ignorable="w14 w15 w16se w16cid w16 w16cex w16sdtdh w16sdtfl w16du wp14">
   <w:endnote w:type="separator" w:id="-1">
     <w:p>
       <w:pPr>
@@ -1563,7 +1287,7 @@
 </file>
 
 <file path=word/footnotes.xml><?xml version="1.0" encoding="utf-8"?>
-<w:footnotes xmlns:wpc="http://schemas.microsoft.com/office/word/2010/wordprocessingCanvas" xmlns:cx="http://schemas.microsoft.com/office/drawing/2014/chartex" xmlns:cx1="http://schemas.microsoft.com/office/drawing/2015/9/8/chartex" xmlns:cx2="http://schemas.microsoft.com/office/drawing/2015/10/21/chartex" xmlns:cx3="http://schemas.microsoft.com/office/drawing/2016/5/9/chartex" xmlns:cx4="http://schemas.microsoft.com/office/drawing/2016/5/10/chartex" xmlns:cx5="http://schemas.microsoft.com/office/drawing/2016/5/11/chartex" xmlns:cx6="http://schemas.microsoft.com/office/drawing/2016/5/12/chartex" xmlns:cx7="http://schemas.microsoft.com/office/drawing/2016/5/13/chartex" xmlns:cx8="http://schemas.microsoft.com/office/drawing/2016/5/14/chartex" xmlns:mc="http://schemas.openxmlformats.org/markup-compatibility/2006" xmlns:aink="http://schemas.microsoft.com/office/drawing/2016/ink" xmlns:am3d="http://schemas.microsoft.com/office/drawing/2017/model3d" xmlns:o="urn:schemas-microsoft-com:office:office" xmlns:oel="http://schemas.microsoft.com/office/2019/extlst" xmlns:r="http://schemas.openxmlformats.org/officeDocument/2006/relationships" xmlns:m="http://schemas.openxmlformats.org/officeDocument/2006/math" xmlns:v="urn:schemas-microsoft-com:vml" xmlns:wp14="http://schemas.microsoft.com/office/word/2010/wordprocessingDrawing" xmlns:wp="http://schemas.openxmlformats.org/drawingml/2006/wordprocessingDrawing" xmlns:w10="urn:schemas-microsoft-com:office:word" xmlns:w="http://schemas.openxmlformats.org/wordprocessingml/2006/main" xmlns:w14="http://schemas.microsoft.com/office/word/2010/wordml" xmlns:w15="http://schemas.microsoft.com/office/word/2012/wordml" xmlns:w16cex="http://schemas.microsoft.com/office/word/2018/wordml/cex" xmlns:w16cid="http://schemas.microsoft.com/office/word/2016/wordml/cid" xmlns:w16="http://schemas.microsoft.com/office/word/2018/wordml" xmlns:w16sdtdh="http://schemas.microsoft.com/office/word/2020/wordml/sdtdatahash" xmlns:w16se="http://schemas.microsoft.com/office/word/2015/wordml/symex" xmlns:wpg="http://schemas.microsoft.com/office/word/2010/wordprocessingGroup" xmlns:wpi="http://schemas.microsoft.com/office/word/2010/wordprocessingInk" xmlns:wne="http://schemas.microsoft.com/office/word/2006/wordml" xmlns:wps="http://schemas.microsoft.com/office/word/2010/wordprocessingShape" mc:Ignorable="w14 w15 w16se w16cid w16 w16cex w16sdtdh wp14">
+<w:footnotes xmlns:wpc="http://schemas.microsoft.com/office/word/2010/wordprocessingCanvas" xmlns:cx="http://schemas.microsoft.com/office/drawing/2014/chartex" xmlns:cx1="http://schemas.microsoft.com/office/drawing/2015/9/8/chartex" xmlns:cx2="http://schemas.microsoft.com/office/drawing/2015/10/21/chartex" xmlns:cx3="http://schemas.microsoft.com/office/drawing/2016/5/9/chartex" xmlns:cx4="http://schemas.microsoft.com/office/drawing/2016/5/10/chartex" xmlns:cx5="http://schemas.microsoft.com/office/drawing/2016/5/11/chartex" xmlns:cx6="http://schemas.microsoft.com/office/drawing/2016/5/12/chartex" xmlns:cx7="http://schemas.microsoft.com/office/drawing/2016/5/13/chartex" xmlns:cx8="http://schemas.microsoft.com/office/drawing/2016/5/14/chartex" xmlns:mc="http://schemas.openxmlformats.org/markup-compatibility/2006" xmlns:aink="http://schemas.microsoft.com/office/drawing/2016/ink" xmlns:am3d="http://schemas.microsoft.com/office/drawing/2017/model3d" xmlns:o="urn:schemas-microsoft-com:office:office" xmlns:oel="http://schemas.microsoft.com/office/2019/extlst" xmlns:r="http://schemas.openxmlformats.org/officeDocument/2006/relationships" xmlns:m="http://schemas.openxmlformats.org/officeDocument/2006/math" xmlns:v="urn:schemas-microsoft-com:vml" xmlns:wp14="http://schemas.microsoft.com/office/word/2010/wordprocessingDrawing" xmlns:wp="http://schemas.openxmlformats.org/drawingml/2006/wordprocessingDrawing" xmlns:w10="urn:schemas-microsoft-com:office:word" xmlns:w="http://schemas.openxmlformats.org/wordprocessingml/2006/main" xmlns:w14="http://schemas.microsoft.com/office/word/2010/wordml" xmlns:w15="http://schemas.microsoft.com/office/word/2012/wordml" xmlns:w16cex="http://schemas.microsoft.com/office/word/2018/wordml/cex" xmlns:w16cid="http://schemas.microsoft.com/office/word/2016/wordml/cid" xmlns:w16="http://schemas.microsoft.com/office/word/2018/wordml" xmlns:w16du="http://schemas.microsoft.com/office/word/2023/wordml/word16du" xmlns:w16sdtdh="http://schemas.microsoft.com/office/word/2020/wordml/sdtdatahash" xmlns:w16sdtfl="http://schemas.microsoft.com/office/word/2024/wordml/sdtformatlock" xmlns:w16se="http://schemas.microsoft.com/office/word/2015/wordml/symex" xmlns:wpg="http://schemas.microsoft.com/office/word/2010/wordprocessingGroup" xmlns:wpi="http://schemas.microsoft.com/office/word/2010/wordprocessingInk" xmlns:wne="http://schemas.microsoft.com/office/word/2006/wordml" xmlns:wps="http://schemas.microsoft.com/office/word/2010/wordprocessingShape" mc:Ignorable="w14 w15 w16se w16cid w16 w16cex w16sdtdh w16sdtfl w16du wp14">
   <w:footnote w:type="separator" w:id="-1">
     <w:p>
       <w:pPr>
@@ -1588,7 +1312,7 @@
 </file>
 
 <file path=word/header1.xml><?xml version="1.0" encoding="utf-8"?>
-<w:hdr xmlns:wpc="http://schemas.microsoft.com/office/word/2010/wordprocessingCanvas" xmlns:cx="http://schemas.microsoft.com/office/drawing/2014/chartex" xmlns:cx1="http://schemas.microsoft.com/office/drawing/2015/9/8/chartex" xmlns:cx2="http://schemas.microsoft.com/office/drawing/2015/10/21/chartex" xmlns:cx3="http://schemas.microsoft.com/office/drawing/2016/5/9/chartex" xmlns:cx4="http://schemas.microsoft.com/office/drawing/2016/5/10/chartex" xmlns:cx5="http://schemas.microsoft.com/office/drawing/2016/5/11/chartex" xmlns:cx6="http://schemas.microsoft.com/office/drawing/2016/5/12/chartex" xmlns:cx7="http://schemas.microsoft.com/office/drawing/2016/5/13/chartex" xmlns:cx8="http://schemas.microsoft.com/office/drawing/2016/5/14/chartex" xmlns:mc="http://schemas.openxmlformats.org/markup-compatibility/2006" xmlns:aink="http://schemas.microsoft.com/office/drawing/2016/ink" xmlns:am3d="http://schemas.microsoft.com/office/drawing/2017/model3d" xmlns:o="urn:schemas-microsoft-com:office:office" xmlns:oel="http://schemas.microsoft.com/office/2019/extlst" xmlns:r="http://schemas.openxmlformats.org/officeDocument/2006/relationships" xmlns:m="http://schemas.openxmlformats.org/officeDocument/2006/math" xmlns:v="urn:schemas-microsoft-com:vml" xmlns:wp14="http://schemas.microsoft.com/office/word/2010/wordprocessingDrawing" xmlns:wp="http://schemas.openxmlformats.org/drawingml/2006/wordprocessingDrawing" xmlns:w10="urn:schemas-microsoft-com:office:word" xmlns:w="http://schemas.openxmlformats.org/wordprocessingml/2006/main" xmlns:w14="http://schemas.microsoft.com/office/word/2010/wordml" xmlns:w15="http://schemas.microsoft.com/office/word/2012/wordml" xmlns:w16cex="http://schemas.microsoft.com/office/word/2018/wordml/cex" xmlns:w16cid="http://schemas.microsoft.com/office/word/2016/wordml/cid" xmlns:w16="http://schemas.microsoft.com/office/word/2018/wordml" xmlns:w16sdtdh="http://schemas.microsoft.com/office/word/2020/wordml/sdtdatahash" xmlns:w16se="http://schemas.microsoft.com/office/word/2015/wordml/symex" xmlns:wpg="http://schemas.microsoft.com/office/word/2010/wordprocessingGroup" xmlns:wpi="http://schemas.microsoft.com/office/word/2010/wordprocessingInk" xmlns:wne="http://schemas.microsoft.com/office/word/2006/wordml" xmlns:wps="http://schemas.microsoft.com/office/word/2010/wordprocessingShape" mc:Ignorable="w14 w15 w16se w16cid w16 w16cex w16sdtdh wp14">
+<w:hdr xmlns:wpc="http://schemas.microsoft.com/office/word/2010/wordprocessingCanvas" xmlns:cx="http://schemas.microsoft.com/office/drawing/2014/chartex" xmlns:cx1="http://schemas.microsoft.com/office/drawing/2015/9/8/chartex" xmlns:cx2="http://schemas.microsoft.com/office/drawing/2015/10/21/chartex" xmlns:cx3="http://schemas.microsoft.com/office/drawing/2016/5/9/chartex" xmlns:cx4="http://schemas.microsoft.com/office/drawing/2016/5/10/chartex" xmlns:cx5="http://schemas.microsoft.com/office/drawing/2016/5/11/chartex" xmlns:cx6="http://schemas.microsoft.com/office/drawing/2016/5/12/chartex" xmlns:cx7="http://schemas.microsoft.com/office/drawing/2016/5/13/chartex" xmlns:cx8="http://schemas.microsoft.com/office/drawing/2016/5/14/chartex" xmlns:mc="http://schemas.openxmlformats.org/markup-compatibility/2006" xmlns:aink="http://schemas.microsoft.com/office/drawing/2016/ink" xmlns:am3d="http://schemas.microsoft.com/office/drawing/2017/model3d" xmlns:o="urn:schemas-microsoft-com:office:office" xmlns:oel="http://schemas.microsoft.com/office/2019/extlst" xmlns:r="http://schemas.openxmlformats.org/officeDocument/2006/relationships" xmlns:m="http://schemas.openxmlformats.org/officeDocument/2006/math" xmlns:v="urn:schemas-microsoft-com:vml" xmlns:wp14="http://schemas.microsoft.com/office/word/2010/wordprocessingDrawing" xmlns:wp="http://schemas.openxmlformats.org/drawingml/2006/wordprocessingDrawing" xmlns:w10="urn:schemas-microsoft-com:office:word" xmlns:w="http://schemas.openxmlformats.org/wordprocessingml/2006/main" xmlns:w14="http://schemas.microsoft.com/office/word/2010/wordml" xmlns:w15="http://schemas.microsoft.com/office/word/2012/wordml" xmlns:w16cex="http://schemas.microsoft.com/office/word/2018/wordml/cex" xmlns:w16cid="http://schemas.microsoft.com/office/word/2016/wordml/cid" xmlns:w16="http://schemas.microsoft.com/office/word/2018/wordml" xmlns:w16du="http://schemas.microsoft.com/office/word/2023/wordml/word16du" xmlns:w16sdtdh="http://schemas.microsoft.com/office/word/2020/wordml/sdtdatahash" xmlns:w16sdtfl="http://schemas.microsoft.com/office/word/2024/wordml/sdtformatlock" xmlns:w16se="http://schemas.microsoft.com/office/word/2015/wordml/symex" xmlns:wpg="http://schemas.microsoft.com/office/word/2010/wordprocessingGroup" xmlns:wpi="http://schemas.microsoft.com/office/word/2010/wordprocessingInk" xmlns:wne="http://schemas.microsoft.com/office/word/2006/wordml" xmlns:wps="http://schemas.microsoft.com/office/word/2010/wordprocessingShape" mc:Ignorable="w14 w15 w16se w16cid w16 w16cex w16sdtdh w16sdtfl w16du wp14">
   <w:tbl>
     <w:tblPr>
       <w:tblW w:w="9766" w:type="dxa"/>
@@ -1879,7 +1603,7 @@
 </file>
 
 <file path=word/numbering.xml><?xml version="1.0" encoding="utf-8"?>
-<w:numbering xmlns:wpc="http://schemas.microsoft.com/office/word/2010/wordprocessingCanvas" xmlns:cx="http://schemas.microsoft.com/office/drawing/2014/chartex" xmlns:cx1="http://schemas.microsoft.com/office/drawing/2015/9/8/chartex" xmlns:cx2="http://schemas.microsoft.com/office/drawing/2015/10/21/chartex" xmlns:cx3="http://schemas.microsoft.com/office/drawing/2016/5/9/chartex" xmlns:cx4="http://schemas.microsoft.com/office/drawing/2016/5/10/chartex" xmlns:cx5="http://schemas.microsoft.com/office/drawing/2016/5/11/chartex" xmlns:cx6="http://schemas.microsoft.com/office/drawing/2016/5/12/chartex" xmlns:cx7="http://schemas.microsoft.com/office/drawing/2016/5/13/chartex" xmlns:cx8="http://schemas.microsoft.com/office/drawing/2016/5/14/chartex" xmlns:mc="http://schemas.openxmlformats.org/markup-compatibility/2006" xmlns:aink="http://schemas.microsoft.com/office/drawing/2016/ink" xmlns:am3d="http://schemas.microsoft.com/office/drawing/2017/model3d" xmlns:o="urn:schemas-microsoft-com:office:office" xmlns:oel="http://schemas.microsoft.com/office/2019/extlst" xmlns:r="http://schemas.openxmlformats.org/officeDocument/2006/relationships" xmlns:m="http://schemas.openxmlformats.org/officeDocument/2006/math" xmlns:v="urn:schemas-microsoft-com:vml" xmlns:wp14="http://schemas.microsoft.com/office/word/2010/wordprocessingDrawing" xmlns:wp="http://schemas.openxmlformats.org/drawingml/2006/wordprocessingDrawing" xmlns:w10="urn:schemas-microsoft-com:office:word" xmlns:w="http://schemas.openxmlformats.org/wordprocessingml/2006/main" xmlns:w14="http://schemas.microsoft.com/office/word/2010/wordml" xmlns:w15="http://schemas.microsoft.com/office/word/2012/wordml" xmlns:w16cex="http://schemas.microsoft.com/office/word/2018/wordml/cex" xmlns:w16cid="http://schemas.microsoft.com/office/word/2016/wordml/cid" xmlns:w16="http://schemas.microsoft.com/office/word/2018/wordml" xmlns:w16sdtdh="http://schemas.microsoft.com/office/word/2020/wordml/sdtdatahash" xmlns:w16se="http://schemas.microsoft.com/office/word/2015/wordml/symex" xmlns:wpg="http://schemas.microsoft.com/office/word/2010/wordprocessingGroup" xmlns:wpi="http://schemas.microsoft.com/office/word/2010/wordprocessingInk" xmlns:wne="http://schemas.microsoft.com/office/word/2006/wordml" xmlns:wps="http://schemas.microsoft.com/office/word/2010/wordprocessingShape" mc:Ignorable="w14 w15 w16se w16cid w16 w16cex w16sdtdh wp14">
+<w:numbering xmlns:wpc="http://schemas.microsoft.com/office/word/2010/wordprocessingCanvas" xmlns:cx="http://schemas.microsoft.com/office/drawing/2014/chartex" xmlns:cx1="http://schemas.microsoft.com/office/drawing/2015/9/8/chartex" xmlns:cx2="http://schemas.microsoft.com/office/drawing/2015/10/21/chartex" xmlns:cx3="http://schemas.microsoft.com/office/drawing/2016/5/9/chartex" xmlns:cx4="http://schemas.microsoft.com/office/drawing/2016/5/10/chartex" xmlns:cx5="http://schemas.microsoft.com/office/drawing/2016/5/11/chartex" xmlns:cx6="http://schemas.microsoft.com/office/drawing/2016/5/12/chartex" xmlns:cx7="http://schemas.microsoft.com/office/drawing/2016/5/13/chartex" xmlns:cx8="http://schemas.microsoft.com/office/drawing/2016/5/14/chartex" xmlns:mc="http://schemas.openxmlformats.org/markup-compatibility/2006" xmlns:aink="http://schemas.microsoft.com/office/drawing/2016/ink" xmlns:am3d="http://schemas.microsoft.com/office/drawing/2017/model3d" xmlns:o="urn:schemas-microsoft-com:office:office" xmlns:oel="http://schemas.microsoft.com/office/2019/extlst" xmlns:r="http://schemas.openxmlformats.org/officeDocument/2006/relationships" xmlns:m="http://schemas.openxmlformats.org/officeDocument/2006/math" xmlns:v="urn:schemas-microsoft-com:vml" xmlns:wp14="http://schemas.microsoft.com/office/word/2010/wordprocessingDrawing" xmlns:wp="http://schemas.openxmlformats.org/drawingml/2006/wordprocessingDrawing" xmlns:w10="urn:schemas-microsoft-com:office:word" xmlns:w="http://schemas.openxmlformats.org/wordprocessingml/2006/main" xmlns:w14="http://schemas.microsoft.com/office/word/2010/wordml" xmlns:w15="http://schemas.microsoft.com/office/word/2012/wordml" xmlns:w16cex="http://schemas.microsoft.com/office/word/2018/wordml/cex" xmlns:w16cid="http://schemas.microsoft.com/office/word/2016/wordml/cid" xmlns:w16="http://schemas.microsoft.com/office/word/2018/wordml" xmlns:w16du="http://schemas.microsoft.com/office/word/2023/wordml/word16du" xmlns:w16sdtdh="http://schemas.microsoft.com/office/word/2020/wordml/sdtdatahash" xmlns:w16sdtfl="http://schemas.microsoft.com/office/word/2024/wordml/sdtformatlock" xmlns:w16se="http://schemas.microsoft.com/office/word/2015/wordml/symex" xmlns:wpg="http://schemas.microsoft.com/office/word/2010/wordprocessingGroup" xmlns:wpi="http://schemas.microsoft.com/office/word/2010/wordprocessingInk" xmlns:wne="http://schemas.microsoft.com/office/word/2006/wordml" xmlns:wps="http://schemas.microsoft.com/office/word/2010/wordprocessingShape" mc:Ignorable="w14 w15 w16se w16cid w16 w16cex w16sdtdh w16sdtfl w16du wp14">
   <w:abstractNum w:abstractNumId="0" w15:restartNumberingAfterBreak="0">
     <w:nsid w:val="9A783FF2"/>
     <w:multiLevelType w:val="hybridMultilevel"/>
@@ -3095,7 +2819,7 @@
 </file>
 
 <file path=word/styles.xml><?xml version="1.0" encoding="utf-8"?>
-<w:styles xmlns:mc="http://schemas.openxmlformats.org/markup-compatibility/2006" xmlns:r="http://schemas.openxmlformats.org/officeDocument/2006/relationships" xmlns:w="http://schemas.openxmlformats.org/wordprocessingml/2006/main" xmlns:w14="http://schemas.microsoft.com/office/word/2010/wordml" xmlns:w15="http://schemas.microsoft.com/office/word/2012/wordml" xmlns:w16cex="http://schemas.microsoft.com/office/word/2018/wordml/cex" xmlns:w16cid="http://schemas.microsoft.com/office/word/2016/wordml/cid" xmlns:w16="http://schemas.microsoft.com/office/word/2018/wordml" xmlns:w16sdtdh="http://schemas.microsoft.com/office/word/2020/wordml/sdtdatahash" xmlns:w16se="http://schemas.microsoft.com/office/word/2015/wordml/symex" mc:Ignorable="w14 w15 w16se w16cid w16 w16cex w16sdtdh">
+<w:styles xmlns:mc="http://schemas.openxmlformats.org/markup-compatibility/2006" xmlns:r="http://schemas.openxmlformats.org/officeDocument/2006/relationships" xmlns:w="http://schemas.openxmlformats.org/wordprocessingml/2006/main" xmlns:w14="http://schemas.microsoft.com/office/word/2010/wordml" xmlns:w15="http://schemas.microsoft.com/office/word/2012/wordml" xmlns:w16cex="http://schemas.microsoft.com/office/word/2018/wordml/cex" xmlns:w16cid="http://schemas.microsoft.com/office/word/2016/wordml/cid" xmlns:w16="http://schemas.microsoft.com/office/word/2018/wordml" xmlns:w16du="http://schemas.microsoft.com/office/word/2023/wordml/word16du" xmlns:w16sdtdh="http://schemas.microsoft.com/office/word/2020/wordml/sdtdatahash" xmlns:w16sdtfl="http://schemas.microsoft.com/office/word/2024/wordml/sdtformatlock" xmlns:w16se="http://schemas.microsoft.com/office/word/2015/wordml/symex" mc:Ignorable="w14 w15 w16se w16cid w16 w16cex w16sdtdh w16sdtfl w16du">
   <w:docDefaults>
     <w:rPrDefault>
       <w:rPr>
@@ -3529,7 +3253,6 @@
   <w:style w:type="character" w:default="1" w:styleId="a0">
     <w:name w:val="Default Paragraph Font"/>
     <w:uiPriority w:val="1"/>
-    <w:semiHidden/>
     <w:unhideWhenUsed/>
   </w:style>
   <w:style w:type="table" w:default="1" w:styleId="a1">
